--- a/docs/specs/data-model.docx
+++ b/docs/specs/data-model.docx
@@ -49,13 +49,7 @@
         <w:t xml:space="preserve">Version:</w:t>
       </w:r>
       <w:r>
-        <w:t xml:space="preserve"> </w:t>
-      </w:r>
-      <w:r>
-        <w:t xml:space="preserve">0.1 (draft)</w:t>
-      </w:r>
-      <w:r>
-        <w:t xml:space="preserve"> </w:t>
+        <w:t xml:space="preserve"> 0.1 (draft) </w:t>
       </w:r>
       <w:r>
         <w:rPr>
@@ -64,13 +58,7 @@
         <w:t xml:space="preserve">Status:</w:t>
       </w:r>
       <w:r>
-        <w:t xml:space="preserve"> </w:t>
-      </w:r>
-      <w:r>
-        <w:t xml:space="preserve">Draft for review</w:t>
-      </w:r>
-      <w:r>
-        <w:t xml:space="preserve"> </w:t>
+        <w:t xml:space="preserve"> Draft for review </w:t>
       </w:r>
       <w:r>
         <w:rPr>
@@ -79,13 +67,7 @@
         <w:t xml:space="preserve">Audience:</w:t>
       </w:r>
       <w:r>
-        <w:t xml:space="preserve"> </w:t>
-      </w:r>
-      <w:r>
-        <w:t xml:space="preserve">Engineers writing backend, migrations, or analytics</w:t>
-      </w:r>
-      <w:r>
-        <w:t xml:space="preserve"> </w:t>
+        <w:t xml:space="preserve"> Engineers writing backend, migrations, or analytics </w:t>
       </w:r>
       <w:r>
         <w:rPr>
@@ -94,10 +76,7 @@
         <w:t xml:space="preserve">Last updated:</w:t>
       </w:r>
       <w:r>
-        <w:t xml:space="preserve"> </w:t>
-      </w:r>
-      <w:r>
-        <w:t xml:space="preserve">2026-04-18</w:t>
+        <w:t xml:space="preserve"> 2026-04-18</w:t>
       </w:r>
     </w:p>
     <w:p>
@@ -165,10 +144,7 @@
         <w:t xml:space="preserve">Engine:</w:t>
       </w:r>
       <w:r>
-        <w:t xml:space="preserve"> </w:t>
-      </w:r>
-      <w:r>
-        <w:t xml:space="preserve">PostgreSQL 15 on Cloud SQL.</w:t>
+        <w:t xml:space="preserve"> PostgreSQL 17 on Cloud SQL.</w:t>
       </w:r>
     </w:p>
     <w:p>
@@ -195,13 +171,7 @@
         <w:t xml:space="preserve">pgvector</w:t>
       </w:r>
       <w:r>
-        <w:t xml:space="preserve"> </w:t>
-      </w:r>
-      <w:r>
-        <w:t xml:space="preserve">(embedding search, feature-off in MVP),</w:t>
-      </w:r>
-      <w:r>
-        <w:t xml:space="preserve"> </w:t>
+        <w:t xml:space="preserve"> (embedding search, feature-off in MVP), </w:t>
       </w:r>
       <w:r>
         <w:rPr>
@@ -210,10 +180,7 @@
         <w:t xml:space="preserve">pgcrypto</w:t>
       </w:r>
       <w:r>
-        <w:t xml:space="preserve"> </w:t>
-      </w:r>
-      <w:r>
-        <w:t xml:space="preserve">(UUID helpers).</w:t>
+        <w:t xml:space="preserve"> (UUID helpers).</w:t>
       </w:r>
     </w:p>
     <w:p>
@@ -231,10 +198,7 @@
         <w:t xml:space="preserve">Primary keys:</w:t>
       </w:r>
       <w:r>
-        <w:t xml:space="preserve"> </w:t>
-      </w:r>
-      <w:r>
-        <w:t xml:space="preserve">UUID v7 (time-ordered) for every table — not auto-increment. Better for distributed inserts and time-ordered sorting.</w:t>
+        <w:t xml:space="preserve"> UUID v7 (time-ordered) for every table — not auto-increment. Better for distributed inserts and time-ordered sorting.</w:t>
       </w:r>
     </w:p>
     <w:p>
@@ -261,13 +225,7 @@
         <w:t xml:space="preserve">created_at TIMESTAMPTZ NOT NULL DEFAULT NOW()</w:t>
       </w:r>
       <w:r>
-        <w:t xml:space="preserve"> </w:t>
-      </w:r>
-      <w:r>
-        <w:t xml:space="preserve">everywhere.</w:t>
-      </w:r>
-      <w:r>
-        <w:t xml:space="preserve"> </w:t>
+        <w:t xml:space="preserve"> everywhere. </w:t>
       </w:r>
       <w:r>
         <w:rPr>
@@ -276,10 +234,7 @@
         <w:t xml:space="preserve">updated_at</w:t>
       </w:r>
       <w:r>
-        <w:t xml:space="preserve"> </w:t>
-      </w:r>
-      <w:r>
-        <w:t xml:space="preserve">only where we actually mutate.</w:t>
+        <w:t xml:space="preserve"> only where we actually mutate.</w:t>
       </w:r>
     </w:p>
     <w:p>
@@ -297,13 +252,7 @@
         <w:t xml:space="preserve">Soft delete:</w:t>
       </w:r>
       <w:r>
-        <w:t xml:space="preserve"> </w:t>
-      </w:r>
-      <w:r>
-        <w:t xml:space="preserve">not used. Where lifecycle matters, we use an explicit</w:t>
-      </w:r>
-      <w:r>
-        <w:t xml:space="preserve"> </w:t>
+        <w:t xml:space="preserve"> not used. Where lifecycle matters, we use an explicit </w:t>
       </w:r>
       <w:r>
         <w:rPr>
@@ -312,10 +261,7 @@
         <w:t xml:space="preserve">archived_at</w:t>
       </w:r>
       <w:r>
-        <w:t xml:space="preserve"> </w:t>
-      </w:r>
-      <w:r>
-        <w:t xml:space="preserve">column.</w:t>
+        <w:t xml:space="preserve"> column.</w:t>
       </w:r>
     </w:p>
     <w:p>
@@ -333,10 +279,7 @@
         <w:t xml:space="preserve">JSONB:</w:t>
       </w:r>
       <w:r>
-        <w:t xml:space="preserve"> </w:t>
-      </w:r>
-      <w:r>
-        <w:t xml:space="preserve">for snapshot-style data (rubric_snapshot, plan_json, agent outputs). Strict JSON schema validation happens on the backend, not at the DB level, so schema evolution does not require migrations.</w:t>
+        <w:t xml:space="preserve"> for snapshot-style data (rubric_snapshot, plan_json, agent outputs). Strict JSON schema validation happens on the backend, not at the DB level, so schema evolution does not require migrations.</w:t>
       </w:r>
     </w:p>
     <w:p>
@@ -354,10 +297,7 @@
         <w:t xml:space="preserve">Enums:</w:t>
       </w:r>
       <w:r>
-        <w:t xml:space="preserve"> </w:t>
-      </w:r>
-      <w:r>
-        <w:t xml:space="preserve">Postgres ENUM for stable domains (</w:t>
+        <w:t xml:space="preserve"> Postgres ENUM for stable domains (</w:t>
       </w:r>
       <w:r>
         <w:rPr>
@@ -366,10 +306,7 @@
         <w:t xml:space="preserve">session_status</w:t>
       </w:r>
       <w:r>
-        <w:t xml:space="preserve">,</w:t>
-      </w:r>
-      <w:r>
-        <w:t xml:space="preserve"> </w:t>
+        <w:t xml:space="preserve">, </w:t>
       </w:r>
       <w:r>
         <w:rPr>
@@ -430,10 +367,7 @@
         <w:t xml:space="preserve">Identity &amp; access</w:t>
       </w:r>
       <w:r>
-        <w:t xml:space="preserve"> </w:t>
-      </w:r>
-      <w:r>
-        <w:t xml:space="preserve">— users, candidates, magic tokens.</w:t>
+        <w:t xml:space="preserve"> — users, candidates, magic tokens.</w:t>
       </w:r>
     </w:p>
     <w:p>
@@ -451,10 +385,7 @@
         <w:t xml:space="preserve">Rubric &amp; positions</w:t>
       </w:r>
       <w:r>
-        <w:t xml:space="preserve"> </w:t>
-      </w:r>
-      <w:r>
-        <w:t xml:space="preserve">— rubric tree, position templates, interview plans.</w:t>
+        <w:t xml:space="preserve"> — rubric tree, position templates, interview plans.</w:t>
       </w:r>
     </w:p>
     <w:p>
@@ -472,10 +403,7 @@
         <w:t xml:space="preserve">Interview data</w:t>
       </w:r>
       <w:r>
-        <w:t xml:space="preserve"> </w:t>
-      </w:r>
-      <w:r>
-        <w:t xml:space="preserve">— messages, turns, turn traces, assessments.</w:t>
+        <w:t xml:space="preserve"> — messages, turns, turn traces, assessments.</w:t>
       </w:r>
     </w:p>
     <w:p>
@@ -493,10 +421,7 @@
         <w:t xml:space="preserve">Review &amp; audit</w:t>
       </w:r>
       <w:r>
-        <w:t xml:space="preserve"> </w:t>
-      </w:r>
-      <w:r>
-        <w:t xml:space="preserve">— annotations, corrections, decisions, audit log.</w:t>
+        <w:t xml:space="preserve"> — annotations, corrections, decisions, audit log.</w:t>
       </w:r>
     </w:p>
     <w:p>
@@ -514,13 +439,7 @@
         <w:t xml:space="preserve">Embeddings</w:t>
       </w:r>
       <w:r>
-        <w:t xml:space="preserve"> </w:t>
-      </w:r>
-      <w:r>
-        <w:t xml:space="preserve">(feature-off in MVP) —</w:t>
-      </w:r>
-      <w:r>
-        <w:t xml:space="preserve"> </w:t>
+        <w:t xml:space="preserve"> (feature-off in MVP) — </w:t>
       </w:r>
       <w:r>
         <w:rPr>
@@ -882,10 +801,7 @@
         <w:t xml:space="preserve">Invariant:</w:t>
       </w:r>
       <w:r>
-        <w:t xml:space="preserve"> </w:t>
-      </w:r>
-      <w:r>
-        <w:t xml:space="preserve">email is unique. Role is assigned on the backend — no self-service role changes.</w:t>
+        <w:t xml:space="preserve"> email is unique. Role is assigned on the backend — no self-service role changes.</w:t>
       </w:r>
     </w:p>
     <w:p>
@@ -1238,13 +1154,7 @@
         <w:t xml:space="preserve">TurnTrace</w:t>
       </w:r>
       <w:r>
-        <w:t xml:space="preserve"> </w:t>
-      </w:r>
-      <w:r>
-        <w:t xml:space="preserve">and</w:t>
-      </w:r>
-      <w:r>
-        <w:t xml:space="preserve"> </w:t>
+        <w:t xml:space="preserve"> and </w:t>
       </w:r>
       <w:r>
         <w:rPr>
@@ -1253,13 +1163,7 @@
         <w:t xml:space="preserve">Message</w:t>
       </w:r>
       <w:r>
-        <w:t xml:space="preserve"> </w:t>
-      </w:r>
-      <w:r>
-        <w:t xml:space="preserve">use</w:t>
-      </w:r>
-      <w:r>
-        <w:t xml:space="preserve"> </w:t>
+        <w:t xml:space="preserve"> use </w:t>
       </w:r>
       <w:r>
         <w:rPr>
@@ -1268,10 +1172,7 @@
         <w:t xml:space="preserve">candidate_pseudonym</w:t>
       </w:r>
       <w:r>
-        <w:t xml:space="preserve">, never</w:t>
-      </w:r>
-      <w:r>
-        <w:t xml:space="preserve"> </w:t>
+        <w:t xml:space="preserve">, never </w:t>
       </w:r>
       <w:r>
         <w:rPr>
@@ -1280,13 +1181,7 @@
         <w:t xml:space="preserve">display_name</w:t>
       </w:r>
       <w:r>
-        <w:t xml:space="preserve"> </w:t>
-      </w:r>
-      <w:r>
-        <w:t xml:space="preserve">or</w:t>
-      </w:r>
-      <w:r>
-        <w:t xml:space="preserve"> </w:t>
+        <w:t xml:space="preserve"> or </w:t>
       </w:r>
       <w:r>
         <w:rPr>
@@ -1492,10 +1387,7 @@
               <w:jc w:val="left"/>
             </w:pPr>
             <w:r>
-              <w:t xml:space="preserve">FK →</w:t>
-            </w:r>
-            <w:r>
-              <w:t xml:space="preserve"> </w:t>
+              <w:t xml:space="preserve">FK → </w:t>
             </w:r>
             <w:r>
               <w:rPr>
@@ -1665,10 +1557,7 @@
         <w:t xml:space="preserve">used_at IS NULL</w:t>
       </w:r>
       <w:r>
-        <w:t xml:space="preserve"> </w:t>
-      </w:r>
-      <w:r>
-        <w:t xml:space="preserve">at creation; set atomically on first successful verification. Re-use is rejected.</w:t>
+        <w:t xml:space="preserve"> at creation; set atomically on first successful verification. Re-use is rejected.</w:t>
       </w:r>
     </w:p>
     <w:p>
@@ -1999,10 +1888,7 @@
         <w:pStyle w:val="FirstParagraph"/>
       </w:pPr>
       <w:r>
-        <w:t xml:space="preserve">A single table holds every level of the tree. The level is distinguished by</w:t>
-      </w:r>
-      <w:r>
-        <w:t xml:space="preserve"> </w:t>
+        <w:t xml:space="preserve">A single table holds every level of the tree. The level is distinguished by </w:t>
       </w:r>
       <w:r>
         <w:rPr>
@@ -2187,10 +2073,7 @@
               <w:jc w:val="left"/>
             </w:pPr>
             <w:r>
-              <w:t xml:space="preserve">FK →</w:t>
-            </w:r>
-            <w:r>
-              <w:t xml:space="preserve"> </w:t>
+              <w:t xml:space="preserve">FK → </w:t>
             </w:r>
             <w:r>
               <w:rPr>
@@ -2242,10 +2125,7 @@
               <w:jc w:val="left"/>
             </w:pPr>
             <w:r>
-              <w:t xml:space="preserve">FK →</w:t>
-            </w:r>
-            <w:r>
-              <w:t xml:space="preserve"> </w:t>
+              <w:t xml:space="preserve">FK → </w:t>
             </w:r>
             <w:r>
               <w:rPr>
@@ -2254,10 +2134,7 @@
               <w:t xml:space="preserve">rubric_node</w:t>
             </w:r>
             <w:r>
-              <w:t xml:space="preserve"> </w:t>
-            </w:r>
-            <w:r>
-              <w:t xml:space="preserve">(null for stacks)</w:t>
+              <w:t xml:space="preserve"> (null for stacks)</w:t>
             </w:r>
           </w:p>
         </w:tc>
@@ -2341,10 +2218,7 @@
               <w:jc w:val="left"/>
             </w:pPr>
             <w:r>
-              <w:t xml:space="preserve">stable ID inside</w:t>
-            </w:r>
-            <w:r>
-              <w:t xml:space="preserve"> </w:t>
+              <w:t xml:space="preserve">stable ID inside </w:t>
             </w:r>
             <w:r>
               <w:rPr>
@@ -2442,10 +2316,7 @@
               <w:jc w:val="left"/>
             </w:pPr>
             <w:r>
-              <w:t xml:space="preserve">1..5, only for</w:t>
-            </w:r>
-            <w:r>
-              <w:t xml:space="preserve"> </w:t>
+              <w:t xml:space="preserve">1..5, only for </w:t>
             </w:r>
             <w:r>
               <w:rPr>
@@ -2497,10 +2368,7 @@
               <w:jc w:val="left"/>
             </w:pPr>
             <w:r>
-              <w:t xml:space="preserve">only for</w:t>
-            </w:r>
-            <w:r>
-              <w:t xml:space="preserve"> </w:t>
+              <w:t xml:space="preserve">only for </w:t>
             </w:r>
             <w:r>
               <w:rPr>
@@ -2584,13 +2452,7 @@
         <w:t xml:space="preserve">kind=stack</w:t>
       </w:r>
       <w:r>
-        <w:t xml:space="preserve"> </w:t>
-      </w:r>
-      <w:r>
-        <w:t xml:space="preserve">→</w:t>
-      </w:r>
-      <w:r>
-        <w:t xml:space="preserve"> </w:t>
+        <w:t xml:space="preserve"> → </w:t>
       </w:r>
       <w:r>
         <w:rPr>
@@ -2611,10 +2473,7 @@
         <w:pStyle w:val="Compact"/>
       </w:pPr>
       <w:r>
-        <w:t xml:space="preserve">Every other</w:t>
-      </w:r>
-      <w:r>
-        <w:t xml:space="preserve"> </w:t>
+        <w:t xml:space="preserve">Every other </w:t>
       </w:r>
       <w:r>
         <w:rPr>
@@ -2623,13 +2482,7 @@
         <w:t xml:space="preserve">kind</w:t>
       </w:r>
       <w:r>
-        <w:t xml:space="preserve"> </w:t>
-      </w:r>
-      <w:r>
-        <w:t xml:space="preserve">must have a</w:t>
-      </w:r>
-      <w:r>
-        <w:t xml:space="preserve"> </w:t>
+        <w:t xml:space="preserve"> must have a </w:t>
       </w:r>
       <w:r>
         <w:rPr>
@@ -2638,13 +2491,7 @@
         <w:t xml:space="preserve">parent_id</w:t>
       </w:r>
       <w:r>
-        <w:t xml:space="preserve"> </w:t>
-      </w:r>
-      <w:r>
-        <w:t xml:space="preserve">whose</w:t>
-      </w:r>
-      <w:r>
-        <w:t xml:space="preserve"> </w:t>
+        <w:t xml:space="preserve"> whose </w:t>
       </w:r>
       <w:r>
         <w:rPr>
@@ -2653,10 +2500,7 @@
         <w:t xml:space="preserve">kind</w:t>
       </w:r>
       <w:r>
-        <w:t xml:space="preserve"> </w:t>
-      </w:r>
-      <w:r>
-        <w:t xml:space="preserve">matches the allowed parent (enforced on the backend, not at the DB level).</w:t>
+        <w:t xml:space="preserve"> matches the allowed parent (enforced on the backend, not at the DB level).</w:t>
       </w:r>
     </w:p>
     <w:p>
@@ -2674,10 +2518,7 @@
         <w:t xml:space="preserve">(version_id, parent_id, slug)</w:t>
       </w:r>
       <w:r>
-        <w:t xml:space="preserve"> </w:t>
-      </w:r>
-      <w:r>
-        <w:t xml:space="preserve">is unique.</w:t>
+        <w:t xml:space="preserve"> is unique.</w:t>
       </w:r>
     </w:p>
     <w:p>
@@ -2695,123 +2536,87 @@
         <w:t xml:space="preserve">kind=level</w:t>
       </w:r>
       <w:r>
+        <w:t xml:space="preserve"> → </w:t>
+      </w:r>
+      <w:r>
+        <w:rPr>
+          <w:rStyle w:val="VerbatimChar"/>
+        </w:rPr>
+        <w:t xml:space="preserve">level_number</w:t>
+      </w:r>
+      <w:r>
+        <w:t xml:space="preserve"> and </w:t>
+      </w:r>
+      <w:r>
+        <w:rPr>
+          <w:rStyle w:val="VerbatimChar"/>
+        </w:rPr>
+        <w:t xml:space="preserve">reference_answer</w:t>
+      </w:r>
+      <w:r>
+        <w:t xml:space="preserve"> are required.</w:t>
+      </w:r>
+    </w:p>
+    <w:p>
+      <w:pPr>
+        <w:pStyle w:val="FirstParagraph"/>
+      </w:pPr>
+      <w:r>
+        <w:rPr>
+          <w:b/>
+        </w:rPr>
+        <w:t xml:space="preserve">Indexes:</w:t>
+      </w:r>
+      <w:r>
         <w:t xml:space="preserve"> </w:t>
       </w:r>
       <w:r>
-        <w:t xml:space="preserve">→</w:t>
-      </w:r>
-      <w:r>
-        <w:t xml:space="preserve"> </w:t>
-      </w:r>
-      <w:r>
         <w:rPr>
           <w:rStyle w:val="VerbatimChar"/>
         </w:rPr>
-        <w:t xml:space="preserve">level_number</w:t>
-      </w:r>
-      <w:r>
-        <w:t xml:space="preserve"> </w:t>
-      </w:r>
-      <w:r>
-        <w:t xml:space="preserve">and</w:t>
-      </w:r>
-      <w:r>
-        <w:t xml:space="preserve"> </w:t>
+        <w:t xml:space="preserve">(version_id, kind, slug)</w:t>
+      </w:r>
+      <w:r>
+        <w:t xml:space="preserve">, </w:t>
       </w:r>
       <w:r>
         <w:rPr>
           <w:rStyle w:val="VerbatimChar"/>
         </w:rPr>
-        <w:t xml:space="preserve">reference_answer</w:t>
-      </w:r>
-      <w:r>
-        <w:t xml:space="preserve"> </w:t>
-      </w:r>
-      <w:r>
-        <w:t xml:space="preserve">are required.</w:t>
-      </w:r>
+        <w:t xml:space="preserve">(parent_id)</w:t>
+      </w:r>
+      <w:r>
+        <w:t xml:space="preserve">.</w:t>
+      </w:r>
+    </w:p>
+    <w:p>
+      <w:pPr>
+        <w:pStyle w:val="Heading3"/>
+      </w:pPr>
+      <w:bookmarkStart w:id="31" w:name="position_template"/>
+      <w:r>
+        <w:rPr>
+          <w:rStyle w:val="VerbatimChar"/>
+        </w:rPr>
+        <w:t xml:space="preserve">position_template</w:t>
+      </w:r>
+      <w:bookmarkEnd w:id="31"/>
     </w:p>
     <w:p>
       <w:pPr>
         <w:pStyle w:val="FirstParagraph"/>
       </w:pPr>
       <w:r>
-        <w:rPr>
-          <w:b/>
-        </w:rPr>
-        <w:t xml:space="preserve">Indexes:</w:t>
-      </w:r>
-      <w:r>
-        <w:t xml:space="preserve"> </w:t>
-      </w:r>
-      <w:r>
-        <w:rPr>
-          <w:rStyle w:val="VerbatimChar"/>
-        </w:rPr>
-        <w:t xml:space="preserve">(version_id, kind, slug)</w:t>
-      </w:r>
-      <w:r>
-        <w:t xml:space="preserve">,</w:t>
-      </w:r>
-      <w:r>
-        <w:t xml:space="preserve"> </w:t>
-      </w:r>
-      <w:r>
-        <w:rPr>
-          <w:rStyle w:val="VerbatimChar"/>
-        </w:rPr>
-        <w:t xml:space="preserve">(parent_id)</w:t>
-      </w:r>
-      <w:r>
-        <w:t xml:space="preserve">.</w:t>
-      </w:r>
-    </w:p>
-    <w:p>
-      <w:pPr>
-        <w:pStyle w:val="Heading3"/>
-      </w:pPr>
-      <w:bookmarkStart w:id="31" w:name="position_template"/>
-      <w:r>
-        <w:rPr>
-          <w:rStyle w:val="VerbatimChar"/>
-        </w:rPr>
-        <w:t xml:space="preserve">position_template</w:t>
-      </w:r>
-      <w:bookmarkEnd w:id="31"/>
-    </w:p>
-    <w:p>
-      <w:pPr>
-        <w:pStyle w:val="FirstParagraph"/>
-      </w:pPr>
-      <w:r>
-        <w:t xml:space="preserve">A role definition (for example</w:t>
-      </w:r>
-      <w:r>
-        <w:t xml:space="preserve"> </w:t>
+        <w:t xml:space="preserve">A role definition (for example </w:t>
       </w:r>
       <w:r>
         <w:rPr>
           <w:i/>
         </w:rPr>
-        <w:t xml:space="preserve">“</w:t>
-      </w:r>
-      <w:r>
-        <w:rPr>
-          <w:i/>
-        </w:rPr>
-        <w:t xml:space="preserve">Backend Python Middle</w:t>
-      </w:r>
-      <w:r>
-        <w:rPr>
-          <w:i/>
-        </w:rPr>
-        <w:t xml:space="preserve">”</w:t>
-      </w:r>
-      <w:r>
-        <w:t xml:space="preserve">). Points to a specific</w:t>
-      </w:r>
-      <w:r>
-        <w:t xml:space="preserve"> </w:t>
+        <w:t>“Backend Python Middle”</w:t>
+      </w:r>
+      <w:r>
+        <w:t xml:space="preserve">). Points to a specific </w:t>
       </w:r>
       <w:r>
         <w:rPr>
@@ -3135,10 +2940,7 @@
               <w:jc w:val="left"/>
             </w:pPr>
             <w:r>
-              <w:t xml:space="preserve">FK →</w:t>
-            </w:r>
-            <w:r>
-              <w:t xml:space="preserve"> </w:t>
+              <w:t xml:space="preserve">FK → </w:t>
             </w:r>
             <w:r>
               <w:rPr>
@@ -3320,10 +3122,7 @@
               <w:jc w:val="left"/>
             </w:pPr>
             <w:r>
-              <w:t xml:space="preserve">FK →</w:t>
-            </w:r>
-            <w:r>
-              <w:t xml:space="preserve"> </w:t>
+              <w:t xml:space="preserve">FK → </w:t>
             </w:r>
             <w:r>
               <w:rPr>
@@ -3567,10 +3366,7 @@
               <w:jc w:val="left"/>
             </w:pPr>
             <w:r>
-              <w:t xml:space="preserve">FK →</w:t>
-            </w:r>
-            <w:r>
-              <w:t xml:space="preserve"> </w:t>
+              <w:t xml:space="preserve">FK → </w:t>
             </w:r>
             <w:r>
               <w:rPr>
@@ -3677,10 +3473,7 @@
               <w:t xml:space="preserve">frozen</w:t>
             </w:r>
             <w:r>
-              <w:t xml:space="preserve"> </w:t>
-            </w:r>
-            <w:r>
-              <w:t xml:space="preserve">once the session starts</w:t>
+              <w:t xml:space="preserve"> once the session starts</w:t>
             </w:r>
           </w:p>
         </w:tc>
@@ -3813,10 +3606,7 @@
               <w:jc w:val="left"/>
             </w:pPr>
             <w:r>
-              <w:t xml:space="preserve">FK →</w:t>
-            </w:r>
-            <w:r>
-              <w:t xml:space="preserve"> </w:t>
+              <w:t xml:space="preserve">FK → </w:t>
             </w:r>
             <w:r>
               <w:rPr>
@@ -3886,13 +3676,7 @@
         <w:t xml:space="preserve">status=frozen</w:t>
       </w:r>
       <w:r>
-        <w:t xml:space="preserve"> </w:t>
-      </w:r>
-      <w:r>
-        <w:t xml:space="preserve">→</w:t>
-      </w:r>
-      <w:r>
-        <w:t xml:space="preserve"> </w:t>
+        <w:t xml:space="preserve"> → </w:t>
       </w:r>
       <w:r>
         <w:rPr>
@@ -3901,13 +3685,7 @@
         <w:t xml:space="preserve">plan_json</w:t>
       </w:r>
       <w:r>
-        <w:t xml:space="preserve"> </w:t>
-      </w:r>
-      <w:r>
-        <w:t xml:space="preserve">is immutable. Any change produces a new plan row with a new</w:t>
-      </w:r>
-      <w:r>
-        <w:t xml:space="preserve"> </w:t>
+        <w:t xml:space="preserve"> is immutable. Any change produces a new plan row with a new </w:t>
       </w:r>
       <w:r>
         <w:rPr>
@@ -3916,10 +3694,7 @@
         <w:t xml:space="preserve">id</w:t>
       </w:r>
       <w:r>
-        <w:t xml:space="preserve">. In practice,</w:t>
-      </w:r>
-      <w:r>
-        <w:t xml:space="preserve"> </w:t>
+        <w:t xml:space="preserve">. In practice, </w:t>
       </w:r>
       <w:r>
         <w:rPr>
@@ -3928,10 +3703,7 @@
         <w:t xml:space="preserve">frozen</w:t>
       </w:r>
       <w:r>
-        <w:t xml:space="preserve"> </w:t>
-      </w:r>
-      <w:r>
-        <w:t xml:space="preserve">means read-only.</w:t>
+        <w:t xml:space="preserve"> means read-only.</w:t>
       </w:r>
     </w:p>
     <w:p>
@@ -4144,10 +3916,7 @@
               <w:jc w:val="left"/>
             </w:pPr>
             <w:r>
-              <w:t xml:space="preserve">FK →</w:t>
-            </w:r>
-            <w:r>
-              <w:t xml:space="preserve"> </w:t>
+              <w:t xml:space="preserve">FK → </w:t>
             </w:r>
             <w:r>
               <w:rPr>
@@ -4199,10 +3968,7 @@
               <w:jc w:val="left"/>
             </w:pPr>
             <w:r>
-              <w:t xml:space="preserve">FK →</w:t>
-            </w:r>
-            <w:r>
-              <w:t xml:space="preserve"> </w:t>
+              <w:t xml:space="preserve">FK → </w:t>
             </w:r>
             <w:r>
               <w:rPr>
@@ -4260,10 +4026,7 @@
               <w:t xml:space="preserve">immutable copy</w:t>
             </w:r>
             <w:r>
-              <w:t xml:space="preserve"> </w:t>
-            </w:r>
-            <w:r>
-              <w:t xml:space="preserve">of the rubric subtree at session start</w:t>
+              <w:t xml:space="preserve"> of the rubric subtree at session start</w:t>
             </w:r>
           </w:p>
         </w:tc>
@@ -4515,10 +4278,7 @@
               <w:jc w:val="left"/>
             </w:pPr>
             <w:r>
-              <w:t xml:space="preserve">FK →</w:t>
-            </w:r>
-            <w:r>
-              <w:t xml:space="preserve"> </w:t>
+              <w:t xml:space="preserve">FK → </w:t>
             </w:r>
             <w:r>
               <w:rPr>
@@ -4594,13 +4354,7 @@
         <w:t xml:space="preserve">rubric_snapshot</w:t>
       </w:r>
       <w:r>
-        <w:t xml:space="preserve"> </w:t>
-      </w:r>
-      <w:r>
-        <w:t xml:space="preserve">is immutable. It is set when</w:t>
-      </w:r>
-      <w:r>
-        <w:t xml:space="preserve"> </w:t>
+        <w:t xml:space="preserve"> is immutable. It is set when </w:t>
       </w:r>
       <w:r>
         <w:rPr>
@@ -4609,13 +4363,7 @@
         <w:t xml:space="preserve">status</w:t>
       </w:r>
       <w:r>
-        <w:t xml:space="preserve"> </w:t>
-      </w:r>
-      <w:r>
-        <w:t xml:space="preserve">transitions to</w:t>
-      </w:r>
-      <w:r>
-        <w:t xml:space="preserve"> </w:t>
+        <w:t xml:space="preserve"> transitions to </w:t>
       </w:r>
       <w:r>
         <w:rPr>
@@ -4636,10 +4384,7 @@
         <w:pStyle w:val="Compact"/>
       </w:pPr>
       <w:r>
-        <w:t xml:space="preserve">Valid status flow:</w:t>
-      </w:r>
-      <w:r>
-        <w:t xml:space="preserve"> </w:t>
+        <w:t xml:space="preserve">Valid status flow: </w:t>
       </w:r>
       <w:r>
         <w:rPr>
@@ -4648,13 +4393,7 @@
         <w:t xml:space="preserve">scheduled → in_progress → completed → annotated → signed_off</w:t>
       </w:r>
       <w:r>
-        <w:t xml:space="preserve"> </w:t>
-      </w:r>
-      <w:r>
-        <w:t xml:space="preserve">(or</w:t>
-      </w:r>
-      <w:r>
-        <w:t xml:space="preserve"> </w:t>
+        <w:t xml:space="preserve"> (or </w:t>
       </w:r>
       <w:r>
         <w:rPr>
@@ -4681,13 +4420,7 @@
         <w:t xml:space="preserve">recommendation</w:t>
       </w:r>
       <w:r>
-        <w:t xml:space="preserve"> </w:t>
-      </w:r>
-      <w:r>
-        <w:t xml:space="preserve">is set only after</w:t>
-      </w:r>
-      <w:r>
-        <w:t xml:space="preserve"> </w:t>
+        <w:t xml:space="preserve"> is set only after </w:t>
       </w:r>
       <w:r>
         <w:rPr>
@@ -4714,60 +4447,48 @@
         <w:t xml:space="preserve">final_decision</w:t>
       </w:r>
       <w:r>
+        <w:t xml:space="preserve"> is set only at </w:t>
+      </w:r>
+      <w:r>
+        <w:rPr>
+          <w:rStyle w:val="VerbatimChar"/>
+        </w:rPr>
+        <w:t xml:space="preserve">signed_off</w:t>
+      </w:r>
+      <w:r>
+        <w:t xml:space="preserve">.</w:t>
+      </w:r>
+    </w:p>
+    <w:p>
+      <w:pPr>
+        <w:pStyle w:val="FirstParagraph"/>
+      </w:pPr>
+      <w:r>
+        <w:rPr>
+          <w:b/>
+        </w:rPr>
+        <w:t xml:space="preserve">Indexes:</w:t>
+      </w:r>
+      <w:r>
         <w:t xml:space="preserve"> </w:t>
       </w:r>
       <w:r>
-        <w:t xml:space="preserve">is set only at</w:t>
-      </w:r>
-      <w:r>
-        <w:t xml:space="preserve"> </w:t>
-      </w:r>
-      <w:r>
         <w:rPr>
           <w:rStyle w:val="VerbatimChar"/>
         </w:rPr>
-        <w:t xml:space="preserve">signed_off</w:t>
-      </w:r>
-      <w:r>
-        <w:t xml:space="preserve">.</w:t>
-      </w:r>
-    </w:p>
-    <w:p>
-      <w:pPr>
-        <w:pStyle w:val="FirstParagraph"/>
-      </w:pPr>
-      <w:r>
-        <w:rPr>
-          <w:b/>
-        </w:rPr>
-        <w:t xml:space="preserve">Indexes:</w:t>
-      </w:r>
-      <w:r>
-        <w:t xml:space="preserve"> </w:t>
+        <w:t xml:space="preserve">(candidate_id)</w:t>
+      </w:r>
+      <w:r>
+        <w:t xml:space="preserve">, </w:t>
       </w:r>
       <w:r>
         <w:rPr>
           <w:rStyle w:val="VerbatimChar"/>
         </w:rPr>
-        <w:t xml:space="preserve">(candidate_id)</w:t>
-      </w:r>
-      <w:r>
-        <w:t xml:space="preserve">,</w:t>
-      </w:r>
-      <w:r>
-        <w:t xml:space="preserve"> </w:t>
-      </w:r>
-      <w:r>
-        <w:rPr>
-          <w:rStyle w:val="VerbatimChar"/>
-        </w:rPr>
         <w:t xml:space="preserve">(position_id, status)</w:t>
       </w:r>
       <w:r>
-        <w:t xml:space="preserve">,</w:t>
-      </w:r>
-      <w:r>
-        <w:t xml:space="preserve"> </w:t>
+        <w:t xml:space="preserve">, </w:t>
       </w:r>
       <w:r>
         <w:rPr>
@@ -4973,10 +4694,7 @@
               <w:jc w:val="left"/>
             </w:pPr>
             <w:r>
-              <w:t xml:space="preserve">FK →</w:t>
-            </w:r>
-            <w:r>
-              <w:t xml:space="preserve"> </w:t>
+              <w:t xml:space="preserve">FK → </w:t>
             </w:r>
             <w:r>
               <w:rPr>
@@ -5028,10 +4746,7 @@
               <w:jc w:val="left"/>
             </w:pPr>
             <w:r>
-              <w:t xml:space="preserve">FK →</w:t>
-            </w:r>
-            <w:r>
-              <w:t xml:space="preserve"> </w:t>
+              <w:t xml:space="preserve">FK → </w:t>
             </w:r>
             <w:r>
               <w:rPr>
@@ -5040,10 +4755,7 @@
               <w:t xml:space="preserve">turn</w:t>
             </w:r>
             <w:r>
-              <w:t xml:space="preserve"> </w:t>
-            </w:r>
-            <w:r>
-              <w:t xml:space="preserve">(null for system-intro)</w:t>
+              <w:t xml:space="preserve"> (null for system-intro)</w:t>
             </w:r>
           </w:p>
         </w:tc>
@@ -5379,10 +5091,7 @@
               <w:jc w:val="left"/>
             </w:pPr>
             <w:r>
-              <w:t xml:space="preserve">FK →</w:t>
-            </w:r>
-            <w:r>
-              <w:t xml:space="preserve"> </w:t>
+              <w:t xml:space="preserve">FK → </w:t>
             </w:r>
             <w:r>
               <w:rPr>
@@ -5434,10 +5143,7 @@
               <w:jc w:val="left"/>
             </w:pPr>
             <w:r>
-              <w:t xml:space="preserve">FK →</w:t>
-            </w:r>
-            <w:r>
-              <w:t xml:space="preserve"> </w:t>
+              <w:t xml:space="preserve">FK → </w:t>
             </w:r>
             <w:r>
               <w:rPr>
@@ -5446,10 +5152,7 @@
               <w:t xml:space="preserve">rubric_node</w:t>
             </w:r>
             <w:r>
-              <w:t xml:space="preserve"> </w:t>
-            </w:r>
-            <w:r>
-              <w:t xml:space="preserve">(</w:t>
+              <w:t xml:space="preserve"> (</w:t>
             </w:r>
             <w:r>
               <w:rPr>
@@ -5504,10 +5207,7 @@
               <w:jc w:val="left"/>
             </w:pPr>
             <w:r>
-              <w:t xml:space="preserve">FK →</w:t>
-            </w:r>
-            <w:r>
-              <w:t xml:space="preserve"> </w:t>
+              <w:t xml:space="preserve">FK → </w:t>
             </w:r>
             <w:r>
               <w:rPr>
@@ -5516,10 +5216,7 @@
               <w:t xml:space="preserve">rubric_node</w:t>
             </w:r>
             <w:r>
-              <w:t xml:space="preserve"> </w:t>
-            </w:r>
-            <w:r>
-              <w:t xml:space="preserve">(</w:t>
+              <w:t xml:space="preserve"> (</w:t>
             </w:r>
             <w:r>
               <w:rPr>
@@ -5742,10 +5439,7 @@
               <w:jc w:val="left"/>
             </w:pPr>
             <w:r>
-              <w:t xml:space="preserve">default</w:t>
-            </w:r>
-            <w:r>
-              <w:t xml:space="preserve"> </w:t>
+              <w:t xml:space="preserve">default </w:t>
             </w:r>
             <w:r>
               <w:rPr>
@@ -5754,10 +5448,7 @@
               <w:t xml:space="preserve">false</w:t>
             </w:r>
             <w:r>
-              <w:t xml:space="preserve">; reviewer may flip to</w:t>
-            </w:r>
-            <w:r>
-              <w:t xml:space="preserve"> </w:t>
+              <w:t xml:space="preserve">; reviewer may flip to </w:t>
             </w:r>
             <w:r>
               <w:rPr>
@@ -5795,10 +5486,7 @@
         <w:t xml:space="preserve">sequence_no</w:t>
       </w:r>
       <w:r>
-        <w:t xml:space="preserve"> </w:t>
-      </w:r>
-      <w:r>
-        <w:t xml:space="preserve">is unique within a session.</w:t>
+        <w:t xml:space="preserve"> is unique within a session.</w:t>
       </w:r>
     </w:p>
     <w:p>
@@ -5816,51 +5504,39 @@
         <w:t xml:space="preserve">competency_node_id</w:t>
       </w:r>
       <w:r>
+        <w:t xml:space="preserve"> must be the parent of </w:t>
+      </w:r>
+      <w:r>
+        <w:rPr>
+          <w:rStyle w:val="VerbatimChar"/>
+        </w:rPr>
+        <w:t xml:space="preserve">topic_node_id</w:t>
+      </w:r>
+      <w:r>
+        <w:t xml:space="preserve"> in the rubric tree.</w:t>
+      </w:r>
+    </w:p>
+    <w:p>
+      <w:pPr>
+        <w:pStyle w:val="FirstParagraph"/>
+      </w:pPr>
+      <w:r>
+        <w:rPr>
+          <w:b/>
+        </w:rPr>
+        <w:t xml:space="preserve">Indexes:</w:t>
+      </w:r>
+      <w:r>
         <w:t xml:space="preserve"> </w:t>
       </w:r>
       <w:r>
-        <w:t xml:space="preserve">must be the parent of</w:t>
-      </w:r>
-      <w:r>
-        <w:t xml:space="preserve"> </w:t>
-      </w:r>
-      <w:r>
         <w:rPr>
           <w:rStyle w:val="VerbatimChar"/>
         </w:rPr>
-        <w:t xml:space="preserve">topic_node_id</w:t>
-      </w:r>
-      <w:r>
-        <w:t xml:space="preserve"> </w:t>
-      </w:r>
-      <w:r>
-        <w:t xml:space="preserve">in the rubric tree.</w:t>
-      </w:r>
-    </w:p>
-    <w:p>
-      <w:pPr>
-        <w:pStyle w:val="FirstParagraph"/>
-      </w:pPr>
-      <w:r>
-        <w:rPr>
-          <w:b/>
-        </w:rPr>
-        <w:t xml:space="preserve">Indexes:</w:t>
-      </w:r>
-      <w:r>
-        <w:t xml:space="preserve"> </w:t>
-      </w:r>
-      <w:r>
-        <w:rPr>
-          <w:rStyle w:val="VerbatimChar"/>
-        </w:rPr>
         <w:t xml:space="preserve">(session_id, sequence_no)</w:t>
       </w:r>
       <w:r>
-        <w:t xml:space="preserve">,</w:t>
-      </w:r>
-      <w:r>
-        <w:t xml:space="preserve"> </w:t>
+        <w:t xml:space="preserve">, </w:t>
       </w:r>
       <w:r>
         <w:rPr>
@@ -6066,10 +5742,7 @@
               <w:jc w:val="left"/>
             </w:pPr>
             <w:r>
-              <w:t xml:space="preserve">FK →</w:t>
-            </w:r>
-            <w:r>
-              <w:t xml:space="preserve"> </w:t>
+              <w:t xml:space="preserve">FK → </w:t>
             </w:r>
             <w:r>
               <w:rPr>
@@ -6208,10 +5881,7 @@
               <w:jc w:val="left"/>
             </w:pPr>
             <w:r>
-              <w:t xml:space="preserve">stable slug from</w:t>
-            </w:r>
-            <w:r>
-              <w:t xml:space="preserve"> </w:t>
+              <w:t xml:space="preserve">stable slug from </w:t>
             </w:r>
             <w:r>
               <w:rPr>
@@ -6562,36 +6232,30 @@
         <w:t xml:space="preserve">Invariant:</w:t>
       </w:r>
       <w:r>
+        <w:t xml:space="preserve"> append-only. Never updated, only inserted.</w:t>
+      </w:r>
+    </w:p>
+    <w:p>
+      <w:pPr>
+        <w:pStyle w:val="BodyText"/>
+      </w:pPr>
+      <w:r>
+        <w:rPr>
+          <w:b/>
+        </w:rPr>
+        <w:t xml:space="preserve">Indexes:</w:t>
+      </w:r>
+      <w:r>
         <w:t xml:space="preserve"> </w:t>
       </w:r>
       <w:r>
-        <w:t xml:space="preserve">append-only. Never updated, only inserted.</w:t>
-      </w:r>
-    </w:p>
-    <w:p>
-      <w:pPr>
-        <w:pStyle w:val="BodyText"/>
-      </w:pPr>
-      <w:r>
-        <w:rPr>
-          <w:b/>
-        </w:rPr>
-        <w:t xml:space="preserve">Indexes:</w:t>
-      </w:r>
-      <w:r>
-        <w:t xml:space="preserve"> </w:t>
-      </w:r>
-      <w:r>
         <w:rPr>
           <w:rStyle w:val="VerbatimChar"/>
         </w:rPr>
         <w:t xml:space="preserve">(turn_id, agent)</w:t>
       </w:r>
       <w:r>
-        <w:t xml:space="preserve">,</w:t>
-      </w:r>
-      <w:r>
-        <w:t xml:space="preserve"> </w:t>
+        <w:t xml:space="preserve">, </w:t>
       </w:r>
       <w:r>
         <w:rPr>
@@ -6600,10 +6264,7 @@
         <w:t xml:space="preserve">(created_at)</w:t>
       </w:r>
       <w:r>
-        <w:t xml:space="preserve"> </w:t>
-      </w:r>
-      <w:r>
-        <w:t xml:space="preserve">for analytics.</w:t>
+        <w:t xml:space="preserve"> for analytics.</w:t>
       </w:r>
     </w:p>
     <w:p>
@@ -6800,10 +6461,7 @@
               <w:jc w:val="left"/>
             </w:pPr>
             <w:r>
-              <w:t xml:space="preserve">FK →</w:t>
-            </w:r>
-            <w:r>
-              <w:t xml:space="preserve"> </w:t>
+              <w:t xml:space="preserve">FK → </w:t>
             </w:r>
             <w:r>
               <w:rPr>
@@ -6855,10 +6513,7 @@
               <w:jc w:val="left"/>
             </w:pPr>
             <w:r>
-              <w:t xml:space="preserve">FK →</w:t>
-            </w:r>
-            <w:r>
-              <w:t xml:space="preserve"> </w:t>
+              <w:t xml:space="preserve">FK → </w:t>
             </w:r>
             <w:r>
               <w:rPr>
@@ -6910,10 +6565,7 @@
               <w:jc w:val="left"/>
             </w:pPr>
             <w:r>
-              <w:t xml:space="preserve">MVP:</w:t>
-            </w:r>
-            <w:r>
-              <w:t xml:space="preserve"> </w:t>
+              <w:t xml:space="preserve">MVP: </w:t>
             </w:r>
             <w:r>
               <w:rPr>
@@ -6922,10 +6574,7 @@
               <w:t xml:space="preserve">primary</w:t>
             </w:r>
             <w:r>
-              <w:t xml:space="preserve"> </w:t>
-            </w:r>
-            <w:r>
-              <w:t xml:space="preserve">only</w:t>
+              <w:t xml:space="preserve"> only</w:t>
             </w:r>
           </w:p>
         </w:tc>
@@ -7278,66 +6927,48 @@
         <w:t xml:space="preserve">Invariant:</w:t>
       </w:r>
       <w:r>
+        <w:t xml:space="preserve"> append-only. Changing a score writes an </w:t>
+      </w:r>
+      <w:r>
+        <w:rPr>
+          <w:rStyle w:val="VerbatimChar"/>
+        </w:rPr>
+        <w:t xml:space="preserve">assessment_correction</w:t>
+      </w:r>
+      <w:r>
+        <w:t xml:space="preserve"> — the </w:t>
+      </w:r>
+      <w:r>
+        <w:rPr>
+          <w:rStyle w:val="VerbatimChar"/>
+        </w:rPr>
+        <w:t xml:space="preserve">assessment</w:t>
+      </w:r>
+      <w:r>
+        <w:t xml:space="preserve"> row itself is never updated.</w:t>
+      </w:r>
+    </w:p>
+    <w:p>
+      <w:pPr>
+        <w:pStyle w:val="BodyText"/>
+      </w:pPr>
+      <w:r>
+        <w:rPr>
+          <w:b/>
+        </w:rPr>
+        <w:t xml:space="preserve">Indexes:</w:t>
+      </w:r>
+      <w:r>
         <w:t xml:space="preserve"> </w:t>
       </w:r>
       <w:r>
-        <w:t xml:space="preserve">append-only. Changing a score writes an</w:t>
-      </w:r>
-      <w:r>
-        <w:t xml:space="preserve"> </w:t>
-      </w:r>
-      <w:r>
         <w:rPr>
           <w:rStyle w:val="VerbatimChar"/>
         </w:rPr>
-        <w:t xml:space="preserve">assessment_correction</w:t>
-      </w:r>
-      <w:r>
-        <w:t xml:space="preserve"> </w:t>
-      </w:r>
-      <w:r>
-        <w:t xml:space="preserve">— the</w:t>
-      </w:r>
-      <w:r>
-        <w:t xml:space="preserve"> </w:t>
-      </w:r>
-      <w:r>
-        <w:rPr>
-          <w:rStyle w:val="VerbatimChar"/>
-        </w:rPr>
-        <w:t xml:space="preserve">assessment</w:t>
-      </w:r>
-      <w:r>
-        <w:t xml:space="preserve"> </w:t>
-      </w:r>
-      <w:r>
-        <w:t xml:space="preserve">row itself is never updated.</w:t>
-      </w:r>
-    </w:p>
-    <w:p>
-      <w:pPr>
-        <w:pStyle w:val="BodyText"/>
-      </w:pPr>
-      <w:r>
-        <w:rPr>
-          <w:b/>
-        </w:rPr>
-        <w:t xml:space="preserve">Indexes:</w:t>
-      </w:r>
-      <w:r>
-        <w:t xml:space="preserve"> </w:t>
-      </w:r>
-      <w:r>
-        <w:rPr>
-          <w:rStyle w:val="VerbatimChar"/>
-        </w:rPr>
         <w:t xml:space="preserve">(turn_id)</w:t>
       </w:r>
       <w:r>
-        <w:t xml:space="preserve">, unique</w:t>
-      </w:r>
-      <w:r>
-        <w:t xml:space="preserve"> </w:t>
+        <w:t xml:space="preserve">, unique </w:t>
       </w:r>
       <w:r>
         <w:rPr>
@@ -7560,10 +7191,7 @@
               <w:jc w:val="left"/>
             </w:pPr>
             <w:r>
-              <w:t xml:space="preserve">FK →</w:t>
-            </w:r>
-            <w:r>
-              <w:t xml:space="preserve"> </w:t>
+              <w:t xml:space="preserve">FK → </w:t>
             </w:r>
             <w:r>
               <w:rPr>
@@ -7615,10 +7243,7 @@
               <w:jc w:val="left"/>
             </w:pPr>
             <w:r>
-              <w:t xml:space="preserve">FK →</w:t>
-            </w:r>
-            <w:r>
-              <w:t xml:space="preserve"> </w:t>
+              <w:t xml:space="preserve">FK → </w:t>
             </w:r>
             <w:r>
               <w:rPr>
@@ -7714,10 +7339,7 @@
               <w:t xml:space="preserve">bad_question</w:t>
             </w:r>
             <w:r>
-              <w:t xml:space="preserve">,</w:t>
-            </w:r>
-            <w:r>
-              <w:t xml:space="preserve"> </w:t>
+              <w:t xml:space="preserve">, </w:t>
             </w:r>
             <w:r>
               <w:rPr>
@@ -7726,10 +7348,7 @@
               <w:t xml:space="preserve">ambiguous</w:t>
             </w:r>
             <w:r>
-              <w:t xml:space="preserve">,</w:t>
-            </w:r>
-            <w:r>
-              <w:t xml:space="preserve"> </w:t>
+              <w:t xml:space="preserve">, </w:t>
             </w:r>
             <w:r>
               <w:rPr>
@@ -7790,10 +7409,7 @@
         <w:t xml:space="preserve">Invariant:</w:t>
       </w:r>
       <w:r>
-        <w:t xml:space="preserve"> </w:t>
-      </w:r>
-      <w:r>
-        <w:t xml:space="preserve">append-only. A new annotation always produces a new row.</w:t>
+        <w:t xml:space="preserve"> append-only. A new annotation always produces a new row.</w:t>
       </w:r>
     </w:p>
     <w:p>
@@ -7814,10 +7430,7 @@
         <w:pStyle w:val="FirstParagraph"/>
       </w:pPr>
       <w:r>
-        <w:t xml:space="preserve">A reviewer override of</w:t>
-      </w:r>
-      <w:r>
-        <w:t xml:space="preserve"> </w:t>
+        <w:t xml:space="preserve">A reviewer override of </w:t>
       </w:r>
       <w:r>
         <w:rPr>
@@ -7826,13 +7439,7 @@
         <w:t xml:space="preserve">level_awarded</w:t>
       </w:r>
       <w:r>
-        <w:t xml:space="preserve"> </w:t>
-      </w:r>
-      <w:r>
-        <w:t xml:space="preserve">or</w:t>
-      </w:r>
-      <w:r>
-        <w:t xml:space="preserve"> </w:t>
+        <w:t xml:space="preserve"> or </w:t>
       </w:r>
       <w:r>
         <w:rPr>
@@ -8016,10 +7623,7 @@
               <w:jc w:val="left"/>
             </w:pPr>
             <w:r>
-              <w:t xml:space="preserve">FK →</w:t>
-            </w:r>
-            <w:r>
-              <w:t xml:space="preserve"> </w:t>
+              <w:t xml:space="preserve">FK → </w:t>
             </w:r>
             <w:r>
               <w:rPr>
@@ -8071,10 +7675,7 @@
               <w:jc w:val="left"/>
             </w:pPr>
             <w:r>
-              <w:t xml:space="preserve">FK →</w:t>
-            </w:r>
-            <w:r>
-              <w:t xml:space="preserve"> </w:t>
+              <w:t xml:space="preserve">FK → </w:t>
             </w:r>
             <w:r>
               <w:rPr>
@@ -8257,78 +7858,57 @@
         <w:t xml:space="preserve">Invariant:</w:t>
       </w:r>
       <w:r>
+        <w:t xml:space="preserve"> append-only. </w:t>
+      </w:r>
+      <w:r>
+        <w:rPr>
+          <w:i/>
+        </w:rPr>
+        <w:t xml:space="preserve">Effective</w:t>
+      </w:r>
+      <w:r>
+        <w:t xml:space="preserve"> score reads the latest correction for an </w:t>
+      </w:r>
+      <w:r>
+        <w:rPr>
+          <w:rStyle w:val="VerbatimChar"/>
+        </w:rPr>
+        <w:t xml:space="preserve">assessment_id</w:t>
+      </w:r>
+      <w:r>
+        <w:t xml:space="preserve">, but the </w:t>
+      </w:r>
+      <w:r>
+        <w:rPr>
+          <w:rStyle w:val="VerbatimChar"/>
+        </w:rPr>
+        <w:t xml:space="preserve">assessment</w:t>
+      </w:r>
+      <w:r>
+        <w:t xml:space="preserve"> row itself never changes.</w:t>
+      </w:r>
+    </w:p>
+    <w:p>
+      <w:pPr>
+        <w:pStyle w:val="BodyText"/>
+      </w:pPr>
+      <w:r>
+        <w:rPr>
+          <w:b/>
+        </w:rPr>
+        <w:t xml:space="preserve">Index:</w:t>
+      </w:r>
+      <w:r>
         <w:t xml:space="preserve"> </w:t>
       </w:r>
       <w:r>
-        <w:t xml:space="preserve">append-only.</w:t>
-      </w:r>
-      <w:r>
-        <w:t xml:space="preserve"> </w:t>
-      </w:r>
-      <w:r>
-        <w:rPr>
-          <w:i/>
-        </w:rPr>
-        <w:t xml:space="preserve">Effective</w:t>
-      </w:r>
-      <w:r>
-        <w:t xml:space="preserve"> </w:t>
-      </w:r>
-      <w:r>
-        <w:t xml:space="preserve">score reads the latest correction for an</w:t>
-      </w:r>
-      <w:r>
-        <w:t xml:space="preserve"> </w:t>
-      </w:r>
-      <w:r>
         <w:rPr>
           <w:rStyle w:val="VerbatimChar"/>
         </w:rPr>
-        <w:t xml:space="preserve">assessment_id</w:t>
-      </w:r>
-      <w:r>
-        <w:t xml:space="preserve">, but the</w:t>
-      </w:r>
-      <w:r>
-        <w:t xml:space="preserve"> </w:t>
-      </w:r>
-      <w:r>
-        <w:rPr>
-          <w:rStyle w:val="VerbatimChar"/>
-        </w:rPr>
-        <w:t xml:space="preserve">assessment</w:t>
-      </w:r>
-      <w:r>
-        <w:t xml:space="preserve"> </w:t>
-      </w:r>
-      <w:r>
-        <w:t xml:space="preserve">row itself never changes.</w:t>
-      </w:r>
-    </w:p>
-    <w:p>
-      <w:pPr>
-        <w:pStyle w:val="BodyText"/>
-      </w:pPr>
-      <w:r>
-        <w:rPr>
-          <w:b/>
-        </w:rPr>
-        <w:t xml:space="preserve">Index:</w:t>
-      </w:r>
-      <w:r>
-        <w:t xml:space="preserve"> </w:t>
-      </w:r>
-      <w:r>
-        <w:rPr>
-          <w:rStyle w:val="VerbatimChar"/>
-        </w:rPr>
         <w:t xml:space="preserve">(assessment_id, created_at DESC)</w:t>
       </w:r>
       <w:r>
-        <w:t xml:space="preserve"> </w:t>
-      </w:r>
-      <w:r>
-        <w:t xml:space="preserve">for fast look-up of the latest correction.</w:t>
+        <w:t xml:space="preserve"> for fast look-up of the latest correction.</w:t>
       </w:r>
     </w:p>
     <w:p>
@@ -8525,10 +8105,7 @@
               <w:jc w:val="left"/>
             </w:pPr>
             <w:r>
-              <w:t xml:space="preserve">FK →</w:t>
-            </w:r>
-            <w:r>
-              <w:t xml:space="preserve"> </w:t>
+              <w:t xml:space="preserve">FK → </w:t>
             </w:r>
             <w:r>
               <w:rPr>
@@ -8580,10 +8157,7 @@
               <w:jc w:val="left"/>
             </w:pPr>
             <w:r>
-              <w:t xml:space="preserve">FK →</w:t>
-            </w:r>
-            <w:r>
-              <w:t xml:space="preserve"> </w:t>
+              <w:t xml:space="preserve">FK → </w:t>
             </w:r>
             <w:r>
               <w:rPr>
@@ -8720,13 +8294,7 @@
         <w:t xml:space="preserve">Invariant:</w:t>
       </w:r>
       <w:r>
-        <w:t xml:space="preserve"> </w:t>
-      </w:r>
-      <w:r>
-        <w:t xml:space="preserve">one</w:t>
-      </w:r>
-      <w:r>
-        <w:t xml:space="preserve"> </w:t>
+        <w:t xml:space="preserve"> one </w:t>
       </w:r>
       <w:r>
         <w:rPr>
@@ -8735,10 +8303,7 @@
         <w:t xml:space="preserve">session_decision</w:t>
       </w:r>
       <w:r>
-        <w:t xml:space="preserve"> </w:t>
-      </w:r>
-      <w:r>
-        <w:t xml:space="preserve">per session in MVP. Changing the decision is a full replacement without history — we can switch to append-only post-MVP if needed.</w:t>
+        <w:t xml:space="preserve"> per session in MVP. Changing the decision is a full replacement without history — we can switch to append-only post-MVP if needed.</w:t>
       </w:r>
     </w:p>
     <w:p>
@@ -8927,10 +8492,7 @@
               <w:jc w:val="left"/>
             </w:pPr>
             <w:r>
-              <w:t xml:space="preserve">FK →</w:t>
-            </w:r>
-            <w:r>
-              <w:t xml:space="preserve"> </w:t>
+              <w:t xml:space="preserve">FK → </w:t>
             </w:r>
             <w:r>
               <w:rPr>
@@ -8939,10 +8501,7 @@
               <w:t xml:space="preserve">users</w:t>
             </w:r>
             <w:r>
-              <w:t xml:space="preserve"> </w:t>
-            </w:r>
-            <w:r>
-              <w:t xml:space="preserve">(null for system actors)</w:t>
+              <w:t xml:space="preserve"> (null for system actors)</w:t>
             </w:r>
           </w:p>
         </w:tc>
@@ -8994,10 +8553,7 @@
               <w:t xml:space="preserve">session.create</w:t>
             </w:r>
             <w:r>
-              <w:t xml:space="preserve">,</w:t>
-            </w:r>
-            <w:r>
-              <w:t xml:space="preserve"> </w:t>
+              <w:t xml:space="preserve">, </w:t>
             </w:r>
             <w:r>
               <w:rPr>
@@ -9006,10 +8562,7 @@
               <w:t xml:space="preserve">plan.approve</w:t>
             </w:r>
             <w:r>
-              <w:t xml:space="preserve">,</w:t>
-            </w:r>
-            <w:r>
-              <w:t xml:space="preserve"> </w:t>
+              <w:t xml:space="preserve">, </w:t>
             </w:r>
             <w:r>
               <w:rPr>
@@ -9070,10 +8623,7 @@
               <w:t xml:space="preserve">interview_session</w:t>
             </w:r>
             <w:r>
-              <w:t xml:space="preserve">,</w:t>
-            </w:r>
-            <w:r>
-              <w:t xml:space="preserve"> </w:t>
+              <w:t xml:space="preserve">, </w:t>
             </w:r>
             <w:r>
               <w:rPr>
@@ -9259,10 +8809,7 @@
         <w:t xml:space="preserve">Invariant:</w:t>
       </w:r>
       <w:r>
-        <w:t xml:space="preserve"> </w:t>
-      </w:r>
-      <w:r>
-        <w:t xml:space="preserve">append-only, read-only except for insert.</w:t>
+        <w:t xml:space="preserve"> append-only, read-only except for insert.</w:t>
       </w:r>
     </w:p>
     <w:p>
@@ -9476,10 +9023,7 @@
               <w:jc w:val="left"/>
             </w:pPr>
             <w:r>
-              <w:t xml:space="preserve">FK →</w:t>
-            </w:r>
-            <w:r>
-              <w:t xml:space="preserve"> </w:t>
+              <w:t xml:space="preserve">FK → </w:t>
             </w:r>
             <w:r>
               <w:rPr>
@@ -9534,10 +9078,7 @@
               <w:jc w:val="left"/>
             </w:pPr>
             <w:r>
-              <w:t xml:space="preserve">FK →</w:t>
-            </w:r>
-            <w:r>
-              <w:t xml:space="preserve"> </w:t>
+              <w:t xml:space="preserve">FK → </w:t>
             </w:r>
             <w:r>
               <w:rPr>
@@ -9653,10 +9194,7 @@
         <w:t xml:space="preserve">ivfflat (embedding vector_cosine_ops)</w:t>
       </w:r>
       <w:r>
-        <w:t xml:space="preserve"> </w:t>
-      </w:r>
-      <w:r>
-        <w:t xml:space="preserve">— added once the table has enough rows to make it pay off.</w:t>
+        <w:t xml:space="preserve"> — added once the table has enough rows to make it pay off.</w:t>
       </w:r>
     </w:p>
     <w:p>
@@ -9772,13 +9310,7 @@
         <w:t xml:space="preserve">rubric_snapshot</w:t>
       </w:r>
       <w:r>
-        <w:t xml:space="preserve"> </w:t>
-      </w:r>
-      <w:r>
-        <w:t xml:space="preserve">and</w:t>
-      </w:r>
-      <w:r>
-        <w:t xml:space="preserve"> </w:t>
+        <w:t xml:space="preserve"> and </w:t>
       </w:r>
       <w:r>
         <w:rPr>
@@ -9787,10 +9319,7 @@
         <w:t xml:space="preserve">plan_json</w:t>
       </w:r>
       <w:r>
-        <w:t xml:space="preserve"> </w:t>
-      </w:r>
-      <w:r>
-        <w:t xml:space="preserve">(once frozen) are never rewritten.</w:t>
+        <w:t xml:space="preserve"> (once frozen) are never rewritten.</w:t>
       </w:r>
     </w:p>
     <w:p>
@@ -9817,10 +9346,7 @@
         <w:t xml:space="preserve">turn_trace</w:t>
       </w:r>
       <w:r>
-        <w:t xml:space="preserve">,</w:t>
-      </w:r>
-      <w:r>
-        <w:t xml:space="preserve"> </w:t>
+        <w:t xml:space="preserve">, </w:t>
       </w:r>
       <w:r>
         <w:rPr>
@@ -9829,10 +9355,7 @@
         <w:t xml:space="preserve">assessment</w:t>
       </w:r>
       <w:r>
-        <w:t xml:space="preserve">,</w:t>
-      </w:r>
-      <w:r>
-        <w:t xml:space="preserve"> </w:t>
+        <w:t xml:space="preserve">, </w:t>
       </w:r>
       <w:r>
         <w:rPr>
@@ -9841,10 +9364,7 @@
         <w:t xml:space="preserve">turn_annotation</w:t>
       </w:r>
       <w:r>
-        <w:t xml:space="preserve">,</w:t>
-      </w:r>
-      <w:r>
-        <w:t xml:space="preserve"> </w:t>
+        <w:t xml:space="preserve">, </w:t>
       </w:r>
       <w:r>
         <w:rPr>
@@ -9853,10 +9373,7 @@
         <w:t xml:space="preserve">assessment_correction</w:t>
       </w:r>
       <w:r>
-        <w:t xml:space="preserve">,</w:t>
-      </w:r>
-      <w:r>
-        <w:t xml:space="preserve"> </w:t>
+        <w:t xml:space="preserve">, </w:t>
       </w:r>
       <w:r>
         <w:rPr>
@@ -9865,10 +9382,7 @@
         <w:t xml:space="preserve">audit_log</w:t>
       </w:r>
       <w:r>
-        <w:t xml:space="preserve"> </w:t>
-      </w:r>
-      <w:r>
-        <w:t xml:space="preserve">— insert-only.</w:t>
+        <w:t xml:space="preserve"> — insert-only.</w:t>
       </w:r>
     </w:p>
     <w:p>
@@ -9886,13 +9400,7 @@
         <w:t xml:space="preserve">Effective score</w:t>
       </w:r>
       <w:r>
-        <w:t xml:space="preserve"> </w:t>
-      </w:r>
-      <w:r>
-        <w:t xml:space="preserve">is derived from the latest</w:t>
-      </w:r>
-      <w:r>
-        <w:t xml:space="preserve"> </w:t>
+        <w:t xml:space="preserve"> is derived from the latest </w:t>
       </w:r>
       <w:r>
         <w:rPr>
@@ -9901,13 +9409,7 @@
         <w:t xml:space="preserve">assessment_correction</w:t>
       </w:r>
       <w:r>
-        <w:t xml:space="preserve"> </w:t>
-      </w:r>
-      <w:r>
-        <w:t xml:space="preserve">for a given</w:t>
-      </w:r>
-      <w:r>
-        <w:t xml:space="preserve"> </w:t>
+        <w:t xml:space="preserve"> for a given </w:t>
       </w:r>
       <w:r>
         <w:rPr>
@@ -9916,10 +9418,7 @@
         <w:t xml:space="preserve">assessment</w:t>
       </w:r>
       <w:r>
-        <w:t xml:space="preserve">, not by mutating the</w:t>
-      </w:r>
-      <w:r>
-        <w:t xml:space="preserve"> </w:t>
+        <w:t xml:space="preserve">, not by mutating the </w:t>
       </w:r>
       <w:r>
         <w:rPr>
@@ -9928,10 +9427,7 @@
         <w:t xml:space="preserve">assessment</w:t>
       </w:r>
       <w:r>
-        <w:t xml:space="preserve"> </w:t>
-      </w:r>
-      <w:r>
-        <w:t xml:space="preserve">row.</w:t>
+        <w:t xml:space="preserve"> row.</w:t>
       </w:r>
     </w:p>
     <w:p>
@@ -9949,13 +9445,7 @@
         <w:t xml:space="preserve">PII containment:</w:t>
       </w:r>
       <w:r>
-        <w:t xml:space="preserve"> </w:t>
-      </w:r>
-      <w:r>
-        <w:t xml:space="preserve">traces and embeddings never contain emails or real names — only</w:t>
-      </w:r>
-      <w:r>
-        <w:t xml:space="preserve"> </w:t>
+        <w:t xml:space="preserve"> traces and embeddings never contain emails or real names — only </w:t>
       </w:r>
       <w:r>
         <w:rPr>
@@ -9979,13 +9469,7 @@
         <w:rPr>
           <w:b/>
         </w:rPr>
-        <w:t xml:space="preserve">Rubric versioning via</w:t>
-      </w:r>
-      <w:r>
-        <w:rPr>
-          <w:b/>
-        </w:rPr>
-        <w:t xml:space="preserve"> </w:t>
+        <w:t xml:space="preserve">Rubric versioning via </w:t>
       </w:r>
       <w:r>
         <w:rPr>
@@ -10001,10 +9485,7 @@
         <w:t xml:space="preserve">:</w:t>
       </w:r>
       <w:r>
-        <w:t xml:space="preserve"> </w:t>
-      </w:r>
-      <w:r>
-        <w:t xml:space="preserve">changes to the live rubric never affect sessions already in progress or completed.</w:t>
+        <w:t xml:space="preserve"> changes to the live rubric never affect sessions already in progress or completed.</w:t>
       </w:r>
     </w:p>
     <w:p>
@@ -10033,10 +9514,7 @@
         <w:pStyle w:val="Compact"/>
       </w:pPr>
       <w:r>
-        <w:t xml:space="preserve">Every foreign key gets an explicit</w:t>
-      </w:r>
-      <w:r>
-        <w:t xml:space="preserve"> </w:t>
+        <w:t xml:space="preserve">Every foreign key gets an explicit </w:t>
       </w:r>
       <w:r>
         <w:rPr>
@@ -10045,10 +9523,7 @@
         <w:t xml:space="preserve">CREATE INDEX</w:t>
       </w:r>
       <w:r>
-        <w:t xml:space="preserve"> </w:t>
-      </w:r>
-      <w:r>
-        <w:t xml:space="preserve">(Postgres does not create these automatically).</w:t>
+        <w:t xml:space="preserve"> (Postgres does not create these automatically).</w:t>
       </w:r>
     </w:p>
     <w:p>
@@ -10066,10 +9541,7 @@
         <w:t xml:space="preserve">(session_id, created_at)</w:t>
       </w:r>
       <w:r>
-        <w:t xml:space="preserve"> </w:t>
-      </w:r>
-      <w:r>
-        <w:t xml:space="preserve">on everything that belongs to a session.</w:t>
+        <w:t xml:space="preserve"> on everything that belongs to a session.</w:t>
       </w:r>
     </w:p>
     <w:p>
@@ -10087,13 +9559,7 @@
         <w:t xml:space="preserve">(turn_id)</w:t>
       </w:r>
       <w:r>
-        <w:t xml:space="preserve"> </w:t>
-      </w:r>
-      <w:r>
-        <w:t xml:space="preserve">on</w:t>
-      </w:r>
-      <w:r>
-        <w:t xml:space="preserve"> </w:t>
+        <w:t xml:space="preserve"> on </w:t>
       </w:r>
       <w:r>
         <w:rPr>
@@ -10102,10 +9568,7 @@
         <w:t xml:space="preserve">assessment</w:t>
       </w:r>
       <w:r>
-        <w:t xml:space="preserve">,</w:t>
-      </w:r>
-      <w:r>
-        <w:t xml:space="preserve"> </w:t>
+        <w:t xml:space="preserve">, </w:t>
       </w:r>
       <w:r>
         <w:rPr>
@@ -10114,10 +9577,7 @@
         <w:t xml:space="preserve">turn_annotation</w:t>
       </w:r>
       <w:r>
-        <w:t xml:space="preserve">,</w:t>
-      </w:r>
-      <w:r>
-        <w:t xml:space="preserve"> </w:t>
+        <w:t xml:space="preserve">, </w:t>
       </w:r>
       <w:r>
         <w:rPr>
@@ -10173,10 +9633,7 @@
         <w:t xml:space="preserve">Tool:</w:t>
       </w:r>
       <w:r>
-        <w:t xml:space="preserve"> </w:t>
-      </w:r>
-      <w:r>
-        <w:t xml:space="preserve">Alembic (SQLAlchemy-style). One migration per file, named with a timestamp prefix.</w:t>
+        <w:t xml:space="preserve"> Alembic (SQLAlchemy-style). One migration per file, named with a timestamp prefix.</w:t>
       </w:r>
     </w:p>
     <w:p>
@@ -10194,10 +9651,7 @@
         <w:t xml:space="preserve">Forward-only in MVP</w:t>
       </w:r>
       <w:r>
-        <w:t xml:space="preserve"> </w:t>
-      </w:r>
-      <w:r>
-        <w:t xml:space="preserve">— rollbacks are rare; we prefer a follow-up forward migration.</w:t>
+        <w:t xml:space="preserve"> — rollbacks are rare; we prefer a follow-up forward migration.</w:t>
       </w:r>
     </w:p>
     <w:p>
@@ -10224,10 +9678,7 @@
         <w:pStyle w:val="Compact"/>
       </w:pPr>
       <w:r>
-        <w:t xml:space="preserve">adding a column without</w:t>
-      </w:r>
-      <w:r>
-        <w:t xml:space="preserve"> </w:t>
+        <w:t xml:space="preserve">adding a column without </w:t>
       </w:r>
       <w:r>
         <w:rPr>
@@ -10248,10 +9699,7 @@
         <w:pStyle w:val="Compact"/>
       </w:pPr>
       <w:r>
-        <w:t xml:space="preserve">creating an index →</w:t>
-      </w:r>
-      <w:r>
-        <w:t xml:space="preserve"> </w:t>
+        <w:t xml:space="preserve">creating an index → </w:t>
       </w:r>
       <w:r>
         <w:rPr>
@@ -10301,10 +9749,7 @@
         <w:pStyle w:val="Compact"/>
       </w:pPr>
       <w:r>
-        <w:t xml:space="preserve">Store the full</w:t>
-      </w:r>
-      <w:r>
-        <w:t xml:space="preserve"> </w:t>
+        <w:t xml:space="preserve">Store the full </w:t>
       </w:r>
       <w:r>
         <w:rPr>
@@ -10313,13 +9758,7 @@
         <w:t xml:space="preserve">prompt_text</w:t>
       </w:r>
       <w:r>
-        <w:t xml:space="preserve"> </w:t>
-      </w:r>
-      <w:r>
-        <w:t xml:space="preserve">in</w:t>
-      </w:r>
-      <w:r>
-        <w:t xml:space="preserve"> </w:t>
+        <w:t xml:space="preserve"> in </w:t>
       </w:r>
       <w:r>
         <w:rPr>
@@ -10328,13 +9767,7 @@
         <w:t xml:space="preserve">turn_trace</w:t>
       </w:r>
       <w:r>
-        <w:t xml:space="preserve"> </w:t>
-      </w:r>
-      <w:r>
-        <w:t xml:space="preserve">(can grow large), or a reference</w:t>
-      </w:r>
-      <w:r>
-        <w:t xml:space="preserve"> </w:t>
+        <w:t xml:space="preserve"> (can grow large), or a reference </w:t>
       </w:r>
       <w:r>
         <w:rPr>
@@ -10343,10 +9776,7 @@
         <w:t xml:space="preserve">prompt_version</w:t>
       </w:r>
       <w:r>
-        <w:t xml:space="preserve"> </w:t>
-      </w:r>
-      <w:r>
-        <w:t xml:space="preserve">plus the rendered args? MVP currently stores the full text for fast debugging.</w:t>
+        <w:t xml:space="preserve"> plus the rendered args? MVP currently stores the full text for fast debugging.</w:t>
       </w:r>
     </w:p>
     <w:p>
@@ -10358,10 +9788,7 @@
         <w:pStyle w:val="Compact"/>
       </w:pPr>
       <w:r>
-        <w:t xml:space="preserve">Add table partitioning on</w:t>
-      </w:r>
-      <w:r>
-        <w:t xml:space="preserve"> </w:t>
+        <w:t xml:space="preserve">Add table partitioning on </w:t>
       </w:r>
       <w:r>
         <w:rPr>
@@ -10370,10 +9797,7 @@
         <w:t xml:space="preserve">turn_trace</w:t>
       </w:r>
       <w:r>
-        <w:t xml:space="preserve"> </w:t>
-      </w:r>
-      <w:r>
-        <w:t xml:space="preserve">(monthly) from day one, or defer until the table approaches ~1 M rows?</w:t>
+        <w:t xml:space="preserve"> (monthly) from day one, or defer until the table approaches ~1 M rows?</w:t>
       </w:r>
     </w:p>
     <w:p>
@@ -10385,10 +9809,7 @@
         <w:pStyle w:val="Compact"/>
       </w:pPr>
       <w:r>
-        <w:t xml:space="preserve">Keep</w:t>
-      </w:r>
-      <w:r>
-        <w:t xml:space="preserve"> </w:t>
+        <w:t xml:space="preserve">Keep </w:t>
       </w:r>
       <w:r>
         <w:rPr>
@@ -10397,10 +9818,7 @@
         <w:t xml:space="preserve">session_decision</w:t>
       </w:r>
       <w:r>
-        <w:t xml:space="preserve"> </w:t>
-      </w:r>
-      <w:r>
-        <w:t xml:space="preserve">single-row (as designed) or go append-only from the start?</w:t>
+        <w:t xml:space="preserve"> single-row (as designed) or go append-only from the start?</w:t>
       </w:r>
     </w:p>
     <w:p>
@@ -10435,13 +9853,7 @@
         <w:t xml:space="preserve">Rubric snapshot</w:t>
       </w:r>
       <w:r>
-        <w:t xml:space="preserve"> </w:t>
-      </w:r>
-      <w:r>
-        <w:t xml:space="preserve">— an immutable JSONB copy of the rubric subtree stored on</w:t>
-      </w:r>
-      <w:r>
-        <w:t xml:space="preserve"> </w:t>
+        <w:t xml:space="preserve"> — an immutable JSONB copy of the rubric subtree stored on </w:t>
       </w:r>
       <w:r>
         <w:rPr>
@@ -10450,10 +9862,7 @@
         <w:t xml:space="preserve">interview_session</w:t>
       </w:r>
       <w:r>
-        <w:t xml:space="preserve"> </w:t>
-      </w:r>
-      <w:r>
-        <w:t xml:space="preserve">at session start.</w:t>
+        <w:t xml:space="preserve"> at session start.</w:t>
       </w:r>
     </w:p>
     <w:p>
@@ -10471,13 +9880,7 @@
         <w:t xml:space="preserve">Effective score</w:t>
       </w:r>
       <w:r>
-        <w:t xml:space="preserve"> </w:t>
-      </w:r>
-      <w:r>
-        <w:t xml:space="preserve">— the latest</w:t>
-      </w:r>
-      <w:r>
-        <w:t xml:space="preserve"> </w:t>
+        <w:t xml:space="preserve"> — the latest </w:t>
       </w:r>
       <w:r>
         <w:rPr>
@@ -10486,13 +9889,7 @@
         <w:t xml:space="preserve">assessment_correction</w:t>
       </w:r>
       <w:r>
-        <w:t xml:space="preserve"> </w:t>
-      </w:r>
-      <w:r>
-        <w:t xml:space="preserve">value for an assessment, falling back to the original</w:t>
-      </w:r>
-      <w:r>
-        <w:t xml:space="preserve"> </w:t>
+        <w:t xml:space="preserve"> value for an assessment, falling back to the original </w:t>
       </w:r>
       <w:r>
         <w:rPr>
@@ -10501,10 +9898,7 @@
         <w:t xml:space="preserve">assessment</w:t>
       </w:r>
       <w:r>
-        <w:t xml:space="preserve"> </w:t>
-      </w:r>
-      <w:r>
-        <w:t xml:space="preserve">row.</w:t>
+        <w:t xml:space="preserve"> row.</w:t>
       </w:r>
     </w:p>
     <w:p>
@@ -10522,10 +9916,7 @@
         <w:t xml:space="preserve">Append-only table</w:t>
       </w:r>
       <w:r>
-        <w:t xml:space="preserve"> </w:t>
-      </w:r>
-      <w:r>
-        <w:t xml:space="preserve">— insert-only; corrections / updates are modelled as new rows.</w:t>
+        <w:t xml:space="preserve"> — insert-only; corrections / updates are modelled as new rows.</w:t>
       </w:r>
     </w:p>
     <w:p>
@@ -10543,13 +9934,7 @@
         <w:t xml:space="preserve">Hybrid scaffold</w:t>
       </w:r>
       <w:r>
-        <w:t xml:space="preserve"> </w:t>
-      </w:r>
-      <w:r>
-        <w:t xml:space="preserve">— the form of</w:t>
-      </w:r>
-      <w:r>
-        <w:t xml:space="preserve"> </w:t>
+        <w:t xml:space="preserve"> — the form of </w:t>
       </w:r>
       <w:r>
         <w:rPr>
